--- a/TFG/docus/guion.docx
+++ b/TFG/docus/guion.docx
@@ -145,8 +145,14 @@
           <w:ilvl w:val="0"/>
           <w:numId w:val="9"/>
         </w:numPr>
+        <w:rPr>
+          <w:color w:val="EE0000"/>
+        </w:rPr>
       </w:pPr>
       <w:r>
+        <w:rPr>
+          <w:color w:val="EE0000"/>
+        </w:rPr>
         <w:t>Establecimiento de requisitos </w:t>
       </w:r>
     </w:p>
@@ -156,8 +162,19 @@
           <w:ilvl w:val="0"/>
           <w:numId w:val="10"/>
         </w:numPr>
+        <w:tabs>
+          <w:tab w:val="clear" w:pos="720"/>
+          <w:tab w:val="num" w:pos="1068"/>
+        </w:tabs>
+        <w:ind w:left="1068"/>
+        <w:rPr>
+          <w:color w:val="EE0000"/>
+        </w:rPr>
       </w:pPr>
       <w:r>
+        <w:rPr>
+          <w:color w:val="EE0000"/>
+        </w:rPr>
         <w:t>De operación </w:t>
       </w:r>
     </w:p>
@@ -167,8 +184,19 @@
           <w:ilvl w:val="0"/>
           <w:numId w:val="11"/>
         </w:numPr>
+        <w:tabs>
+          <w:tab w:val="clear" w:pos="720"/>
+          <w:tab w:val="num" w:pos="1068"/>
+        </w:tabs>
+        <w:ind w:left="1068"/>
+        <w:rPr>
+          <w:color w:val="EE0000"/>
+        </w:rPr>
       </w:pPr>
       <w:r>
+        <w:rPr>
+          <w:color w:val="EE0000"/>
+        </w:rPr>
         <w:t>De funcionamiento </w:t>
       </w:r>
     </w:p>
@@ -178,8 +206,19 @@
           <w:ilvl w:val="0"/>
           <w:numId w:val="12"/>
         </w:numPr>
+        <w:tabs>
+          <w:tab w:val="clear" w:pos="720"/>
+          <w:tab w:val="num" w:pos="1068"/>
+        </w:tabs>
+        <w:ind w:left="1068"/>
+        <w:rPr>
+          <w:color w:val="EE0000"/>
+        </w:rPr>
       </w:pPr>
       <w:r>
+        <w:rPr>
+          <w:color w:val="EE0000"/>
+        </w:rPr>
         <w:t>Sobre la cartera </w:t>
       </w:r>
     </w:p>
@@ -189,8 +228,19 @@
           <w:ilvl w:val="0"/>
           <w:numId w:val="13"/>
         </w:numPr>
+        <w:tabs>
+          <w:tab w:val="clear" w:pos="720"/>
+          <w:tab w:val="num" w:pos="1068"/>
+        </w:tabs>
+        <w:ind w:left="1068"/>
+        <w:rPr>
+          <w:color w:val="EE0000"/>
+        </w:rPr>
       </w:pPr>
       <w:r>
+        <w:rPr>
+          <w:color w:val="EE0000"/>
+        </w:rPr>
         <w:t>¿Otros? </w:t>
       </w:r>
     </w:p>
@@ -211,6 +261,11 @@
           <w:ilvl w:val="0"/>
           <w:numId w:val="15"/>
         </w:numPr>
+        <w:tabs>
+          <w:tab w:val="clear" w:pos="720"/>
+          <w:tab w:val="num" w:pos="1068"/>
+        </w:tabs>
+        <w:ind w:left="1068"/>
       </w:pPr>
       <w:r>
         <w:t>Tipos de datos financieros (precios, volúmenes, OHLC, etc.). </w:t>
@@ -222,6 +277,11 @@
           <w:ilvl w:val="0"/>
           <w:numId w:val="16"/>
         </w:numPr>
+        <w:tabs>
+          <w:tab w:val="clear" w:pos="720"/>
+          <w:tab w:val="num" w:pos="1068"/>
+        </w:tabs>
+        <w:ind w:left="1068"/>
       </w:pPr>
       <w:r>
         <w:t>Fuentes de datos y consideraciones de calidad (ruido, gaps, errores). </w:t>
@@ -233,8 +293,14 @@
           <w:ilvl w:val="0"/>
           <w:numId w:val="17"/>
         </w:numPr>
+        <w:rPr>
+          <w:color w:val="EE0000"/>
+        </w:rPr>
       </w:pPr>
       <w:r>
+        <w:rPr>
+          <w:color w:val="EE0000"/>
+        </w:rPr>
         <w:t>Selección de la plataforma de trading </w:t>
       </w:r>
     </w:p>
@@ -244,8 +310,19 @@
           <w:ilvl w:val="0"/>
           <w:numId w:val="18"/>
         </w:numPr>
+        <w:tabs>
+          <w:tab w:val="clear" w:pos="720"/>
+          <w:tab w:val="num" w:pos="1068"/>
+        </w:tabs>
+        <w:ind w:left="1068"/>
+        <w:rPr>
+          <w:color w:val="EE0000"/>
+        </w:rPr>
       </w:pPr>
       <w:r>
+        <w:rPr>
+          <w:color w:val="EE0000"/>
+        </w:rPr>
         <w:t>Alternativas disponibles. Comparación sistemática. </w:t>
       </w:r>
     </w:p>
@@ -255,8 +332,19 @@
           <w:ilvl w:val="0"/>
           <w:numId w:val="19"/>
         </w:numPr>
+        <w:tabs>
+          <w:tab w:val="clear" w:pos="720"/>
+          <w:tab w:val="num" w:pos="1068"/>
+        </w:tabs>
+        <w:ind w:left="1068"/>
+        <w:rPr>
+          <w:color w:val="EE0000"/>
+        </w:rPr>
       </w:pPr>
       <w:r>
+        <w:rPr>
+          <w:color w:val="EE0000"/>
+        </w:rPr>
         <w:t>Justificación de la elección </w:t>
       </w:r>
     </w:p>
@@ -277,6 +365,11 @@
           <w:ilvl w:val="0"/>
           <w:numId w:val="21"/>
         </w:numPr>
+        <w:tabs>
+          <w:tab w:val="clear" w:pos="720"/>
+          <w:tab w:val="num" w:pos="1068"/>
+        </w:tabs>
+        <w:ind w:left="1068"/>
       </w:pPr>
       <w:r>
         <w:t>Estructura de los datos utilizados (símbolos, horarios, frecuencia de muestreo). </w:t>
@@ -288,6 +381,11 @@
           <w:ilvl w:val="0"/>
           <w:numId w:val="22"/>
         </w:numPr>
+        <w:tabs>
+          <w:tab w:val="clear" w:pos="720"/>
+          <w:tab w:val="num" w:pos="1068"/>
+        </w:tabs>
+        <w:ind w:left="1068"/>
       </w:pPr>
       <w:r>
         <w:t>Ejemplos ilustrativos de series de precios y perfiles de volumen. </w:t>
@@ -314,6 +412,11 @@
           <w:ilvl w:val="0"/>
           <w:numId w:val="24"/>
         </w:numPr>
+        <w:tabs>
+          <w:tab w:val="clear" w:pos="720"/>
+          <w:tab w:val="num" w:pos="1068"/>
+        </w:tabs>
+        <w:ind w:left="1068"/>
       </w:pPr>
       <w:r>
         <w:t>Diseño general del sistema: módulos de entrada, procesado, decisión y salida. </w:t>
@@ -325,8 +428,14 @@
           <w:ilvl w:val="0"/>
           <w:numId w:val="25"/>
         </w:numPr>
+        <w:tabs>
+          <w:tab w:val="clear" w:pos="720"/>
+          <w:tab w:val="num" w:pos="1068"/>
+        </w:tabs>
+        <w:ind w:left="1068"/>
       </w:pPr>
       <w:r>
+        <w:lastRenderedPageBreak/>
         <w:t>Lógica del algoritmo High</w:t>
       </w:r>
       <w:r>
@@ -348,9 +457,13 @@
           <w:ilvl w:val="0"/>
           <w:numId w:val="26"/>
         </w:numPr>
+        <w:tabs>
+          <w:tab w:val="clear" w:pos="720"/>
+          <w:tab w:val="num" w:pos="1068"/>
+        </w:tabs>
+        <w:ind w:left="1068"/>
       </w:pPr>
       <w:r>
-        <w:lastRenderedPageBreak/>
         <w:t>Diagrama de bloques general del sistema </w:t>
       </w:r>
     </w:p>
@@ -371,6 +484,11 @@
           <w:ilvl w:val="0"/>
           <w:numId w:val="28"/>
         </w:numPr>
+        <w:tabs>
+          <w:tab w:val="clear" w:pos="720"/>
+          <w:tab w:val="num" w:pos="1068"/>
+        </w:tabs>
+        <w:ind w:left="1068"/>
       </w:pPr>
       <w:r>
         <w:t>Presentación de las distintas estrategias e indicadores </w:t>
@@ -382,6 +500,11 @@
           <w:ilvl w:val="0"/>
           <w:numId w:val="29"/>
         </w:numPr>
+        <w:tabs>
+          <w:tab w:val="clear" w:pos="720"/>
+          <w:tab w:val="num" w:pos="1068"/>
+        </w:tabs>
+        <w:ind w:left="1068"/>
       </w:pPr>
       <w:r>
         <w:t>Tabla resumen de las versiones y de qué van incluyendo </w:t>
@@ -393,6 +516,10 @@
           <w:ilvl w:val="0"/>
           <w:numId w:val="30"/>
         </w:numPr>
+        <w:tabs>
+          <w:tab w:val="num" w:pos="1068"/>
+        </w:tabs>
+        <w:ind w:left="720"/>
       </w:pPr>
       <w:r>
         <w:t>Selección de parámetros y automatización </w:t>
@@ -404,6 +531,11 @@
           <w:ilvl w:val="0"/>
           <w:numId w:val="31"/>
         </w:numPr>
+        <w:tabs>
+          <w:tab w:val="clear" w:pos="720"/>
+          <w:tab w:val="num" w:pos="1068"/>
+        </w:tabs>
+        <w:ind w:left="1068"/>
       </w:pPr>
       <w:r>
         <w:t>Rango de parámetros a ajustar (umbrales, ventanas temporales, condiciones de entrada). </w:t>
@@ -415,6 +547,11 @@
           <w:ilvl w:val="0"/>
           <w:numId w:val="32"/>
         </w:numPr>
+        <w:tabs>
+          <w:tab w:val="clear" w:pos="720"/>
+          <w:tab w:val="num" w:pos="1068"/>
+        </w:tabs>
+        <w:ind w:left="1068"/>
       </w:pPr>
       <w:r>
         <w:t>Procedimiento automático de selección de parámetros (optimización simple, reglas). </w:t>
@@ -437,6 +574,11 @@
           <w:ilvl w:val="0"/>
           <w:numId w:val="34"/>
         </w:numPr>
+        <w:tabs>
+          <w:tab w:val="clear" w:pos="720"/>
+          <w:tab w:val="num" w:pos="1068"/>
+        </w:tabs>
+        <w:ind w:left="1068"/>
       </w:pPr>
       <w:r>
         <w:t>Implementación del sistema (lenguaje, librerías, estructura de módulos). </w:t>
@@ -448,6 +590,11 @@
           <w:ilvl w:val="0"/>
           <w:numId w:val="35"/>
         </w:numPr>
+        <w:tabs>
+          <w:tab w:val="clear" w:pos="720"/>
+          <w:tab w:val="num" w:pos="1068"/>
+        </w:tabs>
+        <w:ind w:left="1068"/>
       </w:pPr>
       <w:r>
         <w:t>Diseño de la validación interna (test unitarios, pruebas de lógica, coherencia). </w:t>
@@ -470,6 +617,11 @@
           <w:ilvl w:val="0"/>
           <w:numId w:val="37"/>
         </w:numPr>
+        <w:tabs>
+          <w:tab w:val="clear" w:pos="720"/>
+          <w:tab w:val="num" w:pos="1068"/>
+        </w:tabs>
+        <w:ind w:left="1068"/>
       </w:pPr>
       <w:r>
         <w:t>Estudio para la formación de la cartera </w:t>
@@ -481,6 +633,11 @@
           <w:ilvl w:val="0"/>
           <w:numId w:val="38"/>
         </w:numPr>
+        <w:tabs>
+          <w:tab w:val="clear" w:pos="720"/>
+          <w:tab w:val="num" w:pos="1068"/>
+        </w:tabs>
+        <w:ind w:left="1068"/>
       </w:pPr>
       <w:r>
         <w:t>Selección de activos </w:t>
@@ -492,6 +649,11 @@
           <w:ilvl w:val="0"/>
           <w:numId w:val="39"/>
         </w:numPr>
+        <w:tabs>
+          <w:tab w:val="clear" w:pos="720"/>
+          <w:tab w:val="num" w:pos="1068"/>
+        </w:tabs>
+        <w:ind w:left="1068"/>
       </w:pPr>
       <w:r>
         <w:t>Selección de métodos para trabajar sobre múltiples contratos </w:t>
@@ -514,6 +676,11 @@
           <w:ilvl w:val="0"/>
           <w:numId w:val="41"/>
         </w:numPr>
+        <w:tabs>
+          <w:tab w:val="clear" w:pos="720"/>
+          <w:tab w:val="num" w:pos="1068"/>
+        </w:tabs>
+        <w:ind w:left="1068"/>
       </w:pPr>
       <w:r>
         <w:t>Refinamiento de la selección de parámetros usando criterios matemáticos. </w:t>
@@ -525,6 +692,11 @@
           <w:ilvl w:val="0"/>
           <w:numId w:val="42"/>
         </w:numPr>
+        <w:tabs>
+          <w:tab w:val="clear" w:pos="720"/>
+          <w:tab w:val="num" w:pos="1068"/>
+        </w:tabs>
+        <w:ind w:left="1068"/>
       </w:pPr>
       <w:r>
         <w:t>Estrategias de automatización para actualización de parámetros. </w:t>
@@ -547,6 +719,11 @@
           <w:ilvl w:val="0"/>
           <w:numId w:val="44"/>
         </w:numPr>
+        <w:tabs>
+          <w:tab w:val="clear" w:pos="720"/>
+          <w:tab w:val="num" w:pos="1068"/>
+        </w:tabs>
+        <w:ind w:left="1068"/>
       </w:pPr>
       <w:r>
         <w:t>Detalles de integración de los subsistemas de clasificación y evaluación. </w:t>
@@ -558,6 +735,11 @@
           <w:ilvl w:val="0"/>
           <w:numId w:val="45"/>
         </w:numPr>
+        <w:tabs>
+          <w:tab w:val="clear" w:pos="720"/>
+          <w:tab w:val="num" w:pos="1068"/>
+        </w:tabs>
+        <w:ind w:left="1068"/>
       </w:pPr>
       <w:r>
         <w:t>Validación de consistencia interna del sistema completo. </w:t>
@@ -580,6 +762,11 @@
           <w:ilvl w:val="0"/>
           <w:numId w:val="47"/>
         </w:numPr>
+        <w:tabs>
+          <w:tab w:val="clear" w:pos="720"/>
+          <w:tab w:val="num" w:pos="1068"/>
+        </w:tabs>
+        <w:ind w:left="1068"/>
       </w:pPr>
       <w:r>
         <w:t xml:space="preserve">Diseño del sistema de validación completo (entorno de pruebas, simulador de mercado, reglas de </w:t>
@@ -599,6 +786,11 @@
           <w:ilvl w:val="0"/>
           <w:numId w:val="48"/>
         </w:numPr>
+        <w:tabs>
+          <w:tab w:val="clear" w:pos="720"/>
+          <w:tab w:val="num" w:pos="1068"/>
+        </w:tabs>
+        <w:ind w:left="1068"/>
       </w:pPr>
       <w:r>
         <w:t>Descripción de la arquitectura de validación (entrada de datos, simulación, registro de señales). </w:t>
@@ -621,6 +813,11 @@
           <w:ilvl w:val="0"/>
           <w:numId w:val="50"/>
         </w:numPr>
+        <w:tabs>
+          <w:tab w:val="clear" w:pos="720"/>
+          <w:tab w:val="num" w:pos="1068"/>
+        </w:tabs>
+        <w:ind w:left="1068"/>
       </w:pPr>
       <w:r>
         <w:t>Análisis teórico del sistema diseñado: robustez, sensibilidad, requisitos de datos. </w:t>
@@ -632,6 +829,11 @@
           <w:ilvl w:val="0"/>
           <w:numId w:val="51"/>
         </w:numPr>
+        <w:tabs>
+          <w:tab w:val="clear" w:pos="720"/>
+          <w:tab w:val="num" w:pos="1068"/>
+        </w:tabs>
+        <w:ind w:left="1068"/>
       </w:pPr>
       <w:r>
         <w:t>Discusión de las limitaciones inherentes del enfoque High</w:t>
@@ -642,12 +844,16 @@
       </w:r>
     </w:p>
     <w:p>
+      <w:pPr>
+        <w:ind w:left="348"/>
+      </w:pPr>
       <w:r>
         <w:t> </w:t>
       </w:r>
     </w:p>
     <w:p>
       <w:r>
+        <w:lastRenderedPageBreak/>
         <w:t>3. Resultados (10 páginas) </w:t>
       </w:r>
     </w:p>
@@ -659,7 +865,6 @@
         </w:numPr>
       </w:pPr>
       <w:r>
-        <w:lastRenderedPageBreak/>
         <w:t>Arquitectura del sistema desarrollado </w:t>
       </w:r>
     </w:p>
@@ -904,6 +1109,7 @@
         </w:numPr>
       </w:pPr>
       <w:r>
+        <w:lastRenderedPageBreak/>
         <w:t>Arquitectura completa del sistema desarrollado </w:t>
       </w:r>
     </w:p>
@@ -915,7 +1121,6 @@
         </w:numPr>
       </w:pPr>
       <w:r>
-        <w:lastRenderedPageBreak/>
         <w:t>Implementación de los principales métodos </w:t>
       </w:r>
     </w:p>
@@ -3469,9 +3674,9 @@
       <w:lvlJc w:val="left"/>
       <w:pPr>
         <w:tabs>
-          <w:tab w:val="num" w:pos="720"/>
-        </w:tabs>
-        <w:ind w:left="720" w:hanging="360"/>
+          <w:tab w:val="num" w:pos="372"/>
+        </w:tabs>
+        <w:ind w:left="372" w:hanging="360"/>
       </w:pPr>
       <w:rPr>
         <w:rFonts w:ascii="Symbol" w:hAnsi="Symbol" w:hint="default"/>
@@ -3485,9 +3690,9 @@
       <w:lvlJc w:val="left"/>
       <w:pPr>
         <w:tabs>
-          <w:tab w:val="num" w:pos="1440"/>
-        </w:tabs>
-        <w:ind w:left="1440" w:hanging="360"/>
+          <w:tab w:val="num" w:pos="1092"/>
+        </w:tabs>
+        <w:ind w:left="1092" w:hanging="360"/>
       </w:pPr>
       <w:rPr>
         <w:rFonts w:ascii="Symbol" w:hAnsi="Symbol" w:hint="default"/>
@@ -3501,9 +3706,9 @@
       <w:lvlJc w:val="left"/>
       <w:pPr>
         <w:tabs>
-          <w:tab w:val="num" w:pos="2160"/>
-        </w:tabs>
-        <w:ind w:left="2160" w:hanging="360"/>
+          <w:tab w:val="num" w:pos="1812"/>
+        </w:tabs>
+        <w:ind w:left="1812" w:hanging="360"/>
       </w:pPr>
       <w:rPr>
         <w:rFonts w:ascii="Symbol" w:hAnsi="Symbol" w:hint="default"/>
@@ -3517,9 +3722,9 @@
       <w:lvlJc w:val="left"/>
       <w:pPr>
         <w:tabs>
-          <w:tab w:val="num" w:pos="2880"/>
-        </w:tabs>
-        <w:ind w:left="2880" w:hanging="360"/>
+          <w:tab w:val="num" w:pos="2532"/>
+        </w:tabs>
+        <w:ind w:left="2532" w:hanging="360"/>
       </w:pPr>
       <w:rPr>
         <w:rFonts w:ascii="Symbol" w:hAnsi="Symbol" w:hint="default"/>
@@ -3533,9 +3738,9 @@
       <w:lvlJc w:val="left"/>
       <w:pPr>
         <w:tabs>
-          <w:tab w:val="num" w:pos="3600"/>
-        </w:tabs>
-        <w:ind w:left="3600" w:hanging="360"/>
+          <w:tab w:val="num" w:pos="3252"/>
+        </w:tabs>
+        <w:ind w:left="3252" w:hanging="360"/>
       </w:pPr>
       <w:rPr>
         <w:rFonts w:ascii="Symbol" w:hAnsi="Symbol" w:hint="default"/>
@@ -3549,9 +3754,9 @@
       <w:lvlJc w:val="left"/>
       <w:pPr>
         <w:tabs>
-          <w:tab w:val="num" w:pos="4320"/>
-        </w:tabs>
-        <w:ind w:left="4320" w:hanging="360"/>
+          <w:tab w:val="num" w:pos="3972"/>
+        </w:tabs>
+        <w:ind w:left="3972" w:hanging="360"/>
       </w:pPr>
       <w:rPr>
         <w:rFonts w:ascii="Symbol" w:hAnsi="Symbol" w:hint="default"/>
@@ -3565,9 +3770,9 @@
       <w:lvlJc w:val="left"/>
       <w:pPr>
         <w:tabs>
-          <w:tab w:val="num" w:pos="5040"/>
-        </w:tabs>
-        <w:ind w:left="5040" w:hanging="360"/>
+          <w:tab w:val="num" w:pos="4692"/>
+        </w:tabs>
+        <w:ind w:left="4692" w:hanging="360"/>
       </w:pPr>
       <w:rPr>
         <w:rFonts w:ascii="Symbol" w:hAnsi="Symbol" w:hint="default"/>
@@ -3581,9 +3786,9 @@
       <w:lvlJc w:val="left"/>
       <w:pPr>
         <w:tabs>
-          <w:tab w:val="num" w:pos="5760"/>
-        </w:tabs>
-        <w:ind w:left="5760" w:hanging="360"/>
+          <w:tab w:val="num" w:pos="5412"/>
+        </w:tabs>
+        <w:ind w:left="5412" w:hanging="360"/>
       </w:pPr>
       <w:rPr>
         <w:rFonts w:ascii="Symbol" w:hAnsi="Symbol" w:hint="default"/>
@@ -3597,9 +3802,9 @@
       <w:lvlJc w:val="left"/>
       <w:pPr>
         <w:tabs>
-          <w:tab w:val="num" w:pos="6480"/>
-        </w:tabs>
-        <w:ind w:left="6480" w:hanging="360"/>
+          <w:tab w:val="num" w:pos="6132"/>
+        </w:tabs>
+        <w:ind w:left="6132" w:hanging="360"/>
       </w:pPr>
       <w:rPr>
         <w:rFonts w:ascii="Symbol" w:hAnsi="Symbol" w:hint="default"/>
@@ -11833,6 +12038,7 @@
   <w:num w:numId="72" w16cid:durableId="1179809545">
     <w:abstractNumId w:val="9"/>
   </w:num>
+  <w:numIdMacAtCleanup w:val="72"/>
 </w:numbering>
 </file>
 
@@ -12439,6 +12645,7 @@
   <w:style w:type="character" w:default="1" w:styleId="Fuentedeprrafopredeter">
     <w:name w:val="Default Paragraph Font"/>
     <w:uiPriority w:val="1"/>
+    <w:semiHidden/>
     <w:unhideWhenUsed/>
   </w:style>
   <w:style w:type="table" w:default="1" w:styleId="Tablanormal">

--- a/TFG/docus/guion.docx
+++ b/TFG/docus/guion.docx
@@ -250,8 +250,14 @@
           <w:ilvl w:val="0"/>
           <w:numId w:val="14"/>
         </w:numPr>
+        <w:rPr>
+          <w:color w:val="EE0000"/>
+        </w:rPr>
       </w:pPr>
       <w:r>
+        <w:rPr>
+          <w:color w:val="EE0000"/>
+        </w:rPr>
         <w:t>Estudio sobre datos y mercados: caracterización </w:t>
       </w:r>
     </w:p>
@@ -266,8 +272,14 @@
           <w:tab w:val="num" w:pos="1068"/>
         </w:tabs>
         <w:ind w:left="1068"/>
+        <w:rPr>
+          <w:color w:val="EE0000"/>
+        </w:rPr>
       </w:pPr>
       <w:r>
+        <w:rPr>
+          <w:color w:val="EE0000"/>
+        </w:rPr>
         <w:t>Tipos de datos financieros (precios, volúmenes, OHLC, etc.). </w:t>
       </w:r>
     </w:p>
@@ -282,8 +294,14 @@
           <w:tab w:val="num" w:pos="1068"/>
         </w:tabs>
         <w:ind w:left="1068"/>
+        <w:rPr>
+          <w:color w:val="EE0000"/>
+        </w:rPr>
       </w:pPr>
       <w:r>
+        <w:rPr>
+          <w:color w:val="EE0000"/>
+        </w:rPr>
         <w:t>Fuentes de datos y consideraciones de calidad (ruido, gaps, errores). </w:t>
       </w:r>
     </w:p>

--- a/TFG/docus/guion.docx
+++ b/TFG/docus/guion.docx
@@ -372,8 +372,14 @@
           <w:ilvl w:val="0"/>
           <w:numId w:val="20"/>
         </w:numPr>
+        <w:rPr>
+          <w:color w:val="EE0000"/>
+        </w:rPr>
       </w:pPr>
       <w:r>
+        <w:rPr>
+          <w:color w:val="EE0000"/>
+        </w:rPr>
         <w:t>Descripción de los conjuntos de datos empleados  </w:t>
       </w:r>
     </w:p>
@@ -388,8 +394,14 @@
           <w:tab w:val="num" w:pos="1068"/>
         </w:tabs>
         <w:ind w:left="1068"/>
+        <w:rPr>
+          <w:color w:val="EE0000"/>
+        </w:rPr>
       </w:pPr>
       <w:r>
+        <w:rPr>
+          <w:color w:val="EE0000"/>
+        </w:rPr>
         <w:t>Estructura de los datos utilizados (símbolos, horarios, frecuencia de muestreo). </w:t>
       </w:r>
     </w:p>
@@ -404,8 +416,14 @@
           <w:tab w:val="num" w:pos="1068"/>
         </w:tabs>
         <w:ind w:left="1068"/>
+        <w:rPr>
+          <w:color w:val="EE0000"/>
+        </w:rPr>
       </w:pPr>
       <w:r>
+        <w:rPr>
+          <w:color w:val="EE0000"/>
+        </w:rPr>
         <w:t>Ejemplos ilustrativos de series de precios y perfiles de volumen. </w:t>
       </w:r>
     </w:p>
@@ -435,8 +453,14 @@
           <w:tab w:val="num" w:pos="1068"/>
         </w:tabs>
         <w:ind w:left="1068"/>
+        <w:rPr>
+          <w:color w:val="EE0000"/>
+        </w:rPr>
       </w:pPr>
       <w:r>
+        <w:rPr>
+          <w:color w:val="EE0000"/>
+        </w:rPr>
         <w:t>Diseño general del sistema: módulos de entrada, procesado, decisión y salida. </w:t>
       </w:r>
     </w:p>
@@ -451,21 +475,36 @@
           <w:tab w:val="num" w:pos="1068"/>
         </w:tabs>
         <w:ind w:left="1068"/>
+        <w:rPr>
+          <w:color w:val="EE0000"/>
+        </w:rPr>
       </w:pPr>
       <w:r>
+        <w:rPr>
+          <w:color w:val="EE0000"/>
+        </w:rPr>
         <w:lastRenderedPageBreak/>
         <w:t>Lógica del algoritmo High</w:t>
       </w:r>
       <w:r>
+        <w:rPr>
+          <w:color w:val="EE0000"/>
+        </w:rPr>
         <w:noBreakHyphen/>
         <w:t xml:space="preserve">Low (criterios de entrada/salida, </w:t>
       </w:r>
       <w:proofErr w:type="spellStart"/>
       <w:r>
+        <w:rPr>
+          <w:color w:val="EE0000"/>
+        </w:rPr>
         <w:t>stops</w:t>
       </w:r>
       <w:proofErr w:type="spellEnd"/>
       <w:r>
+        <w:rPr>
+          <w:color w:val="EE0000"/>
+        </w:rPr>
         <w:t>, targets). </w:t>
       </w:r>
     </w:p>
@@ -480,8 +519,14 @@
           <w:tab w:val="num" w:pos="1068"/>
         </w:tabs>
         <w:ind w:left="1068"/>
+        <w:rPr>
+          <w:color w:val="EE0000"/>
+        </w:rPr>
       </w:pPr>
       <w:r>
+        <w:rPr>
+          <w:color w:val="EE0000"/>
+        </w:rPr>
         <w:t>Diagrama de bloques general del sistema </w:t>
       </w:r>
     </w:p>

--- a/TFG/docus/guion.docx
+++ b/TFG/docus/guion.docx
@@ -38,21 +38,7 @@
         <w:rPr>
           <w:color w:val="EE0000"/>
         </w:rPr>
-        <w:t xml:space="preserve">Motivación del trabajo. Interés general, social y/o personal en </w:t>
-      </w:r>
-      <w:proofErr w:type="spellStart"/>
-      <w:r>
-        <w:rPr>
-          <w:color w:val="EE0000"/>
-        </w:rPr>
-        <w:t>desarollar</w:t>
-      </w:r>
-      <w:proofErr w:type="spellEnd"/>
-      <w:r>
-        <w:rPr>
-          <w:color w:val="EE0000"/>
-        </w:rPr>
-        <w:t xml:space="preserve"> el trabajo.  </w:t>
+        <w:t>Motivación del trabajo. Interés general, social y/o personal en desarollar el trabajo.  </w:t>
       </w:r>
     </w:p>
     <w:p>
@@ -433,11 +419,20 @@
           <w:ilvl w:val="0"/>
           <w:numId w:val="23"/>
         </w:numPr>
-      </w:pPr>
-      <w:r>
+        <w:rPr>
+          <w:color w:val="EE0000"/>
+        </w:rPr>
+      </w:pPr>
+      <w:r>
+        <w:rPr>
+          <w:color w:val="EE0000"/>
+        </w:rPr>
         <w:t>El sistema de trading High</w:t>
       </w:r>
       <w:r>
+        <w:rPr>
+          <w:color w:val="EE0000"/>
+        </w:rPr>
         <w:noBreakHyphen/>
         <w:t>Low automatizado </w:t>
       </w:r>
@@ -491,21 +486,7 @@
           <w:color w:val="EE0000"/>
         </w:rPr>
         <w:noBreakHyphen/>
-        <w:t xml:space="preserve">Low (criterios de entrada/salida, </w:t>
-      </w:r>
-      <w:proofErr w:type="spellStart"/>
-      <w:r>
-        <w:rPr>
-          <w:color w:val="EE0000"/>
-        </w:rPr>
-        <w:t>stops</w:t>
-      </w:r>
-      <w:proofErr w:type="spellEnd"/>
-      <w:r>
-        <w:rPr>
-          <w:color w:val="EE0000"/>
-        </w:rPr>
-        <w:t>, targets). </w:t>
+        <w:t>Low (criterios de entrada/salida, stops, targets). </w:t>
       </w:r>
     </w:p>
     <w:p>
@@ -832,15 +813,7 @@
         <w:ind w:left="1068"/>
       </w:pPr>
       <w:r>
-        <w:t xml:space="preserve">Diseño del sistema de validación completo (entorno de pruebas, simulador de mercado, reglas de </w:t>
-      </w:r>
-      <w:proofErr w:type="spellStart"/>
-      <w:r>
-        <w:t>backtesting</w:t>
-      </w:r>
-      <w:proofErr w:type="spellEnd"/>
-      <w:r>
-        <w:t>). </w:t>
+        <w:t>Diseño del sistema de validación completo (entorno de pruebas, simulador de mercado, reglas de backtesting). </w:t>
       </w:r>
     </w:p>
     <w:p>
@@ -937,6 +910,11 @@
           <w:ilvl w:val="0"/>
           <w:numId w:val="53"/>
         </w:numPr>
+        <w:tabs>
+          <w:tab w:val="clear" w:pos="720"/>
+          <w:tab w:val="num" w:pos="1068"/>
+        </w:tabs>
+        <w:ind w:left="1068"/>
       </w:pPr>
       <w:r>
         <w:t>Diagrama general de módulos y flujo de información. </w:t>
@@ -948,6 +926,11 @@
           <w:ilvl w:val="0"/>
           <w:numId w:val="54"/>
         </w:numPr>
+        <w:tabs>
+          <w:tab w:val="clear" w:pos="720"/>
+          <w:tab w:val="num" w:pos="1068"/>
+        </w:tabs>
+        <w:ind w:left="1068"/>
       </w:pPr>
       <w:r>
         <w:t>Descripción de la implementación práctica (lenguaje, librerías, herramientas). </w:t>
@@ -992,25 +975,14 @@
           <w:ilvl w:val="0"/>
           <w:numId w:val="58"/>
         </w:numPr>
-      </w:pPr>
-      <w:r>
-        <w:t xml:space="preserve">Presentación de resultados obtenidos (rendimiento, ratios de acierto, </w:t>
-      </w:r>
-      <w:proofErr w:type="spellStart"/>
-      <w:r>
-        <w:t>drawdown</w:t>
-      </w:r>
-      <w:proofErr w:type="spellEnd"/>
-      <w:r>
-        <w:t xml:space="preserve">, etc.), sin entrar en </w:t>
-      </w:r>
-      <w:proofErr w:type="gramStart"/>
-      <w:r>
-        <w:t>conclusiones finales</w:t>
-      </w:r>
-      <w:proofErr w:type="gramEnd"/>
-      <w:r>
-        <w:t>. </w:t>
+        <w:tabs>
+          <w:tab w:val="clear" w:pos="720"/>
+          <w:tab w:val="num" w:pos="1068"/>
+        </w:tabs>
+        <w:ind w:left="1068"/>
+      </w:pPr>
+      <w:r>
+        <w:t>Presentación de resultados obtenidos (rendimiento, ratios de acierto, drawdown, etc.), sin entrar en conclusiones finales. </w:t>
       </w:r>
     </w:p>
     <w:p>
@@ -1019,6 +991,11 @@
           <w:ilvl w:val="0"/>
           <w:numId w:val="59"/>
         </w:numPr>
+        <w:tabs>
+          <w:tab w:val="clear" w:pos="720"/>
+          <w:tab w:val="num" w:pos="1068"/>
+        </w:tabs>
+        <w:ind w:left="1068"/>
       </w:pPr>
       <w:r>
         <w:t>Tablas/gráficas que ilustren el comportamiento del sistema en distintos conjuntos de datos. </w:t>
@@ -1030,6 +1007,11 @@
           <w:ilvl w:val="0"/>
           <w:numId w:val="60"/>
         </w:numPr>
+        <w:tabs>
+          <w:tab w:val="clear" w:pos="720"/>
+          <w:tab w:val="num" w:pos="1068"/>
+        </w:tabs>
+        <w:ind w:left="1068"/>
       </w:pPr>
       <w:r>
         <w:t>Sigue el mismo orden de presentación que el empleado en el desarrollo para ir describiendo los desarrollos incrementales realizados.  </w:t>
@@ -1041,6 +1023,11 @@
           <w:ilvl w:val="0"/>
           <w:numId w:val="61"/>
         </w:numPr>
+        <w:tabs>
+          <w:tab w:val="clear" w:pos="720"/>
+          <w:tab w:val="num" w:pos="1068"/>
+        </w:tabs>
+        <w:ind w:left="1068"/>
       </w:pPr>
       <w:r>
         <w:t>Al final, incluye un estudio y validación del sistema completo.  </w:t>
@@ -1073,6 +1060,11 @@
           <w:ilvl w:val="0"/>
           <w:numId w:val="63"/>
         </w:numPr>
+        <w:tabs>
+          <w:tab w:val="clear" w:pos="720"/>
+          <w:tab w:val="num" w:pos="1068"/>
+        </w:tabs>
+        <w:ind w:left="1068"/>
       </w:pPr>
       <w:r>
         <w:t>Síntesis de lo que se ha logrado: qué funcionalidad se ha desarrollado y qué se ha demostrado. </w:t>
@@ -1084,6 +1076,11 @@
           <w:ilvl w:val="0"/>
           <w:numId w:val="64"/>
         </w:numPr>
+        <w:tabs>
+          <w:tab w:val="clear" w:pos="720"/>
+          <w:tab w:val="num" w:pos="1068"/>
+        </w:tabs>
+        <w:ind w:left="1068"/>
       </w:pPr>
       <w:r>
         <w:t>Recorre la lista de objetivos de la introducción, y justifica razonablemente el grado de consecución de cada uno de ellos.  </w:t>
@@ -1095,6 +1092,11 @@
           <w:ilvl w:val="0"/>
           <w:numId w:val="65"/>
         </w:numPr>
+        <w:tabs>
+          <w:tab w:val="clear" w:pos="720"/>
+          <w:tab w:val="num" w:pos="1068"/>
+        </w:tabs>
+        <w:ind w:left="1068"/>
       </w:pPr>
       <w:r>
         <w:t>Lo primero es indicar que el objetivo principal se ha logrado.  </w:t>
@@ -1106,6 +1108,11 @@
           <w:ilvl w:val="0"/>
           <w:numId w:val="66"/>
         </w:numPr>
+        <w:tabs>
+          <w:tab w:val="clear" w:pos="720"/>
+          <w:tab w:val="num" w:pos="1068"/>
+        </w:tabs>
+        <w:ind w:left="1068"/>
       </w:pPr>
       <w:r>
         <w:t>Valoración de las ventajas y limitaciones del sistema propuesto. </w:t>
@@ -1128,6 +1135,11 @@
           <w:ilvl w:val="0"/>
           <w:numId w:val="68"/>
         </w:numPr>
+        <w:tabs>
+          <w:tab w:val="clear" w:pos="720"/>
+          <w:tab w:val="num" w:pos="1068"/>
+        </w:tabs>
+        <w:ind w:left="1068"/>
       </w:pPr>
       <w:r>
         <w:t>Mejoras posibles en el algoritmo High</w:t>
@@ -1143,18 +1155,17 @@
           <w:ilvl w:val="0"/>
           <w:numId w:val="69"/>
         </w:numPr>
+        <w:tabs>
+          <w:tab w:val="clear" w:pos="720"/>
+          <w:tab w:val="num" w:pos="1068"/>
+        </w:tabs>
+        <w:ind w:left="1068"/>
       </w:pPr>
       <w:r>
         <w:t>Exploración de integración con otros indicadores, estrategias híbridas, o pruebas en tiempo real/producción. </w:t>
       </w:r>
     </w:p>
     <w:p>
-      <w:pPr>
-        <w:numPr>
-          <w:ilvl w:val="0"/>
-          <w:numId w:val="70"/>
-        </w:numPr>
-      </w:pPr>
       <w:r>
         <w:t>IMPORTANTE: no te quedes en la superficie. Varias de las líneas futuras deben ser concretas, y estar directamente extraídas de puntos del texto donde hayas indicado que no vas a profundizar más. Por ejemplo, alternativas al trabajo realizado. Otras, pueden ser más generales y profundas, y en consecuencia profundizar menos en ellas.  </w:t>
       </w:r>
@@ -1197,24 +1208,440 @@
     <w:p/>
     <w:p>
       <w:r>
-        <w:t xml:space="preserve">Idea sacar un </w:t>
-      </w:r>
-      <w:proofErr w:type="spellStart"/>
-      <w:r>
-        <w:t>csv</w:t>
-      </w:r>
-      <w:proofErr w:type="spellEnd"/>
-      <w:r>
-        <w:t xml:space="preserve"> de cada divisa y ver como se comporta con diferentes sistemas, quitar recuperación, quitar pánico, quitar las dos…</w:t>
-      </w:r>
-      <w:r>
-        <w:t xml:space="preserve">estudio de </w:t>
-      </w:r>
-      <w:proofErr w:type="spellStart"/>
-      <w:r>
-        <w:t>hablación</w:t>
-      </w:r>
-      <w:proofErr w:type="spellEnd"/>
+        <w:t>Idea sacar un csv de cada divisa y ver como se comporta con diferentes sistemas, quitar recuperación, quitar pánico, quitar las dos…</w:t>
+      </w:r>
+      <w:r>
+        <w:t>estudio de hablación</w:t>
+      </w:r>
+    </w:p>
+    <w:p>
+      <w:r>
+        <w:t>\section{Cosas a dejar de como se ponen tablas, imágenes...}</w:t>
+      </w:r>
+    </w:p>
+    <w:p/>
+    <w:p>
+      <w:r>
+        <w:t>Esto es texto normal y corriente. \textbf{Negritaaaaaaa}.</w:t>
+      </w:r>
+    </w:p>
+    <w:p/>
+    <w:p>
+      <w:r>
+        <w:t>Parrafo sólo separando por un intro del anterior. la justificacion del texto es automatica.</w:t>
+      </w:r>
+    </w:p>
+    <w:p/>
+    <w:p/>
+    <w:p>
+      <w:r>
+        <w:t>\section{Seccion 1}</w:t>
+      </w:r>
+    </w:p>
+    <w:p/>
+    <w:p>
+      <w:r>
+        <w:t>Esto es una sección dentro del capitulo principal</w:t>
+      </w:r>
+    </w:p>
+    <w:p/>
+    <w:p>
+      <w:r>
+        <w:t>\subsection{Subsection 1}</w:t>
+      </w:r>
+    </w:p>
+    <w:p/>
+    <w:p>
+      <w:r>
+        <w:t>Esto es un subsección dentro de la sección 1</w:t>
+      </w:r>
+    </w:p>
+    <w:p/>
+    <w:p>
+      <w:r>
+        <w:t>\section{Seccion 2}</w:t>
+      </w:r>
+    </w:p>
+    <w:p/>
+    <w:p>
+      <w:r>
+        <w:t>Esto es una sección 2 dentro del capitulo principal</w:t>
+      </w:r>
+    </w:p>
+    <w:p/>
+    <w:p>
+      <w:r>
+        <w:t>\subsection{Subsection 2}</w:t>
+      </w:r>
+    </w:p>
+    <w:p/>
+    <w:p>
+      <w:r>
+        <w:t>Esto es un subsección dentro de la sección 2</w:t>
+      </w:r>
+    </w:p>
+    <w:p/>
+    <w:p>
+      <w:r>
+        <w:lastRenderedPageBreak/>
+        <w:t>\section{Seccion 3}</w:t>
+      </w:r>
+    </w:p>
+    <w:p/>
+    <w:p>
+      <w:r>
+        <w:t>Ejemplo de tabla (Hay que conocer la sintáxis específica pero existen muchas herramientas online para generarla gráficamente y copiar el código directamente).</w:t>
+      </w:r>
+    </w:p>
+    <w:p/>
+    <w:p>
+      <w:r>
+        <w:t>\begin{table}[H]</w:t>
+      </w:r>
+    </w:p>
+    <w:p>
+      <w:r>
+        <w:t>\caption{Average error comparison of an Algorithm with several methods expressed in centimeters.}</w:t>
+      </w:r>
+    </w:p>
+    <w:p>
+      <w:r>
+        <w:t>\label{table1mufaf}</w:t>
+      </w:r>
+    </w:p>
+    <w:p>
+      <w:r>
+        <w:t>\begin{center}</w:t>
+      </w:r>
+    </w:p>
+    <w:p>
+      <w:r>
+        <w:t>\begin{tabular}{ | c | c | c | c | c | }</w:t>
+      </w:r>
+    </w:p>
+    <w:p>
+      <w:r>
+        <w:t>\hline</w:t>
+      </w:r>
+    </w:p>
+    <w:p>
+      <w:r>
+        <w:t>Positioning Method &amp; XBee &amp; CC2420 &amp; WiFi &amp; Bluetooth \\</w:t>
+      </w:r>
+    </w:p>
+    <w:p>
+      <w:r>
+        <w:t>\hline</w:t>
+      </w:r>
+    </w:p>
+    <w:p>
+      <w:r>
+        <w:t>Euclidean Distance &amp; 110.71 &amp; 150.367 &amp;</w:t>
+      </w:r>
+      <w:r>
+        <w:tab/>
+        <w:t xml:space="preserve">122.72 &amp; </w:t>
+      </w:r>
+      <w:r>
+        <w:tab/>
+        <w:t>150.57 \\</w:t>
+      </w:r>
+    </w:p>
+    <w:p>
+      <w:r>
+        <w:t>\hline</w:t>
+      </w:r>
+    </w:p>
+    <w:p>
+      <w:r>
+        <w:t>Mahalanobis Distance &amp; 108.33 &amp;</w:t>
+      </w:r>
+      <w:r>
+        <w:tab/>
+        <w:t>140.05 &amp; 112.12 &amp; 142.58 \\</w:t>
+      </w:r>
+    </w:p>
+    <w:p>
+      <w:r>
+        <w:t>\hline</w:t>
+      </w:r>
+    </w:p>
+    <w:p>
+      <w:r>
+        <w:t>K-NN &amp; 105.87 &amp; 139.58 &amp; 157.42 &amp;</w:t>
+      </w:r>
+      <w:r>
+        <w:tab/>
+        <w:t>161.29 \\</w:t>
+      </w:r>
+    </w:p>
+    <w:p>
+      <w:r>
+        <w:t>\hline</w:t>
+      </w:r>
+    </w:p>
+    <w:p>
+      <w:r>
+        <w:t>Gaussian Kernel &amp; 67.27 &amp; 61.92 &amp; 63.30 &amp; 170.34 \\</w:t>
+      </w:r>
+    </w:p>
+    <w:p>
+      <w:r>
+        <w:t>\hline</w:t>
+      </w:r>
+    </w:p>
+    <w:p>
+      <w:r>
+        <w:t>Exponential Kernel (This Work)  &amp; 63.05  &amp;  59.49 &amp; 79.73 &amp; 137.15 \\</w:t>
+      </w:r>
+    </w:p>
+    <w:p>
+      <w:r>
+        <w:t>\hline</w:t>
+      </w:r>
+    </w:p>
+    <w:p>
+      <w:r>
+        <w:t>\end{tabular}</w:t>
+      </w:r>
+    </w:p>
+    <w:p>
+      <w:r>
+        <w:t>\end{center}</w:t>
+      </w:r>
+    </w:p>
+    <w:p>
+      <w:r>
+        <w:t>\end{table}</w:t>
+      </w:r>
+    </w:p>
+    <w:p/>
+    <w:p>
+      <w:r>
+        <w:t>Esto es un ejemplo de poner una imagen (por defecto las imágenes se almacenan aquí en la carpeta ``img'').</w:t>
+      </w:r>
+    </w:p>
+    <w:p/>
+    <w:p>
+      <w:r>
+        <w:t>\begin{figure}[h]</w:t>
+      </w:r>
+    </w:p>
+    <w:p>
+      <w:r>
+        <w:lastRenderedPageBreak/>
+        <w:t xml:space="preserve">    \centering</w:t>
+      </w:r>
+    </w:p>
+    <w:p>
+      <w:r>
+        <w:t xml:space="preserve">    \includegraphics[scale=0.45]{./img/ml_process.pdf}</w:t>
+      </w:r>
+    </w:p>
+    <w:p>
+      <w:r>
+        <w:t xml:space="preserve">    \caption{Machine Learning project chain: data acquisition, cleaning, learning phase and model deployment.}</w:t>
+      </w:r>
+    </w:p>
+    <w:p>
+      <w:r>
+        <w:t xml:space="preserve">    \label{fig_mlp}</w:t>
+      </w:r>
+    </w:p>
+    <w:p>
+      <w:r>
+        <w:t>\end{figure}</w:t>
+      </w:r>
+    </w:p>
+    <w:p/>
+    <w:p/>
+    <w:p>
+      <w:r>
+        <w:t>Citar el paper de ResNet sería así \cite{He2015DeepRL}. Tienes que poner el nombre que te aparece en la cita de latex al inicio, este nombre lo puedes modificar por lo que tu quieras para tenerlo controlado.</w:t>
+      </w:r>
+    </w:p>
+    <w:p/>
+    <w:p/>
+    <w:p>
+      <w:r>
+        <w:t>Ejemplo de elementos en diferentes puntos y ecuaciones.</w:t>
+      </w:r>
+    </w:p>
+    <w:p/>
+    <w:p>
+      <w:r>
+        <w:t>\begin{itemize}</w:t>
+      </w:r>
+    </w:p>
+    <w:p>
+      <w:r>
+        <w:tab/>
+        <w:t>\item Classification accuracy is the number of correct predictions made as a ratio of all predictions made.</w:t>
+      </w:r>
+    </w:p>
+    <w:p>
+      <w:r>
+        <w:tab/>
+        <w:t>\begin{equation}</w:t>
+      </w:r>
+    </w:p>
+    <w:p>
+      <w:r>
+        <w:tab/>
+      </w:r>
+      <w:r>
+        <w:tab/>
+        <w:t>accuracy = \frac{TP+TN}{TP+FP+TN+FN}</w:t>
+      </w:r>
+    </w:p>
+    <w:p>
+      <w:r>
+        <w:tab/>
+        <w:t>\end{equation}</w:t>
+      </w:r>
+    </w:p>
+    <w:p>
+      <w:r>
+        <w:tab/>
+        <w:t>Where $TP$ is True Positives, $FP$ False Positives, $TN$ True Negatives and $FN$ False Negatives.</w:t>
+      </w:r>
+    </w:p>
+    <w:p>
+      <w:r>
+        <w:tab/>
+        <w:t>\item Logarithmic Loss works by penalizing the false classifications. When working with Log Loss, the classifier must assign probability to each class for all the samples.</w:t>
+      </w:r>
+    </w:p>
+    <w:p>
+      <w:r>
+        <w:tab/>
+        <w:t>\begin{equation}</w:t>
+      </w:r>
+    </w:p>
+    <w:p>
+      <w:r>
+        <w:tab/>
+      </w:r>
+      <w:r>
+        <w:tab/>
+        <w:t>LogLoss = -\frac{1}{N}\sum^{N}_{i=1}\sum^{M}_{j=1}y_{ij}log(p_{ij})</w:t>
+      </w:r>
+    </w:p>
+    <w:p>
+      <w:r>
+        <w:tab/>
+        <w:t>\end{equation}</w:t>
+      </w:r>
+    </w:p>
+    <w:p>
+      <w:r>
+        <w:tab/>
+        <w:t>Where $N$ is the number of samples, $M$ is the number of possible labels, $y_{ij}$ takes value $1$ if label $j$ is the correct classification for instance $i$, and $0$ otherwise and $p_{ij}$ is the model probability of assigning label $j$ to instance $i$.</w:t>
+      </w:r>
+      <w:r>
+        <w:tab/>
+      </w:r>
+    </w:p>
+    <w:p>
+      <w:r>
+        <w:tab/>
+        <w:t>\item Confusion Matrix gives us a matrix as output and describes the complete performance of the model comparing all the data involved and presenting the correct and incorrect number of asserts and failures between classes.</w:t>
+      </w:r>
+    </w:p>
+    <w:p>
+      <w:r>
+        <w:t xml:space="preserve">    </w:t>
+      </w:r>
+    </w:p>
+    <w:p>
+      <w:r>
+        <w:lastRenderedPageBreak/>
+        <w:tab/>
+        <w:t>\item Area Under Curve (AUC) is used for binary classification problem. AUC of a classifier is equal to the probability that the classifier will rank a randomly chosen positive example higher than a randomly chosen negative example.</w:t>
+      </w:r>
+    </w:p>
+    <w:p>
+      <w:r>
+        <w:t xml:space="preserve">    </w:t>
+      </w:r>
+    </w:p>
+    <w:p>
+      <w:r>
+        <w:tab/>
+        <w:t>\item F1 Score is the Harmonic Mean between precision and recall. The range for F1 Score is $[0,1]$. It tells you how precise your classifier is, as well as how robust it is.</w:t>
+      </w:r>
+    </w:p>
+    <w:p>
+      <w:r>
+        <w:tab/>
+        <w:t>\begin{equation}</w:t>
+      </w:r>
+    </w:p>
+    <w:p>
+      <w:r>
+        <w:tab/>
+      </w:r>
+      <w:r>
+        <w:tab/>
+        <w:t>F1 = \frac{2 \cdot precision\cdot recall}{precision + recall}</w:t>
+      </w:r>
+    </w:p>
+    <w:p>
+      <w:r>
+        <w:tab/>
+        <w:t>\end{equation}</w:t>
+      </w:r>
+    </w:p>
+    <w:p>
+      <w:r>
+        <w:t xml:space="preserve">    </w:t>
+      </w:r>
+    </w:p>
+    <w:p>
+      <w:r>
+        <w:t>\end{itemize}</w:t>
+      </w:r>
+    </w:p>
+    <w:p/>
+    <w:p/>
+    <w:p>
+      <w:r>
+        <w:t>en las figuras: indicar en el pie si son de creación propia. Sino, indicar fuente.</w:t>
+      </w:r>
+    </w:p>
+    <w:p>
+      <w:r>
+        <w:t> </w:t>
+      </w:r>
+    </w:p>
+    <w:p>
+      <w:r>
+        <w:t>Adicionalmente, te sugiero meter esto en algún punto de la memoria:</w:t>
+      </w:r>
+    </w:p>
+    <w:p>
+      <w:r>
+        <w:t> </w:t>
+      </w:r>
+    </w:p>
+    <w:p>
+      <w:r>
+        <w:rPr>
+          <w:b/>
+          <w:bCs/>
+        </w:rPr>
+        <w:t>Declaración de uso de herramientas de inteligencia artificial</w:t>
+      </w:r>
+    </w:p>
+    <w:p>
+      <w:r>
+        <w:t>Durante la elaboración de este Trabajo Fin de Grado se han utilizado herramientas de inteligencia artificial de forma auxiliar y limitada. Su empleo se ha restringido a la generación de infografías a partir de diseños previamente definidos por el autor y a la revisión lingüística, ortográfica y estilística de textos redactados previamente.</w:t>
+      </w:r>
+    </w:p>
+    <w:p>
+      <w:r>
+        <w:t>Estas herramientas no se han utilizado para sustituir el trabajo del autor ni para generar íntegramente contenidos técnicos, desarrollar la metodología, obtener resultados, realizar el análisis, elaborar conclusiones o tomar decisiones.  académicas o técnicas. El contenido, los desarrollos, los resultados y las conclusiones del trabajo son originales y responsabilidad exclusiva del autor.</w:t>
+      </w:r>
     </w:p>
     <w:p/>
     <w:sectPr>
@@ -1538,9 +1965,9 @@
       <w:lvlJc w:val="left"/>
       <w:pPr>
         <w:tabs>
-          <w:tab w:val="num" w:pos="720"/>
-        </w:tabs>
-        <w:ind w:left="720" w:hanging="360"/>
+          <w:tab w:val="num" w:pos="1068"/>
+        </w:tabs>
+        <w:ind w:left="1068" w:hanging="360"/>
       </w:pPr>
       <w:rPr>
         <w:rFonts w:ascii="Courier New" w:hAnsi="Courier New" w:hint="default"/>
@@ -1554,9 +1981,9 @@
       <w:lvlJc w:val="left"/>
       <w:pPr>
         <w:tabs>
-          <w:tab w:val="num" w:pos="1440"/>
-        </w:tabs>
-        <w:ind w:left="1440" w:hanging="360"/>
+          <w:tab w:val="num" w:pos="1788"/>
+        </w:tabs>
+        <w:ind w:left="1788" w:hanging="360"/>
       </w:pPr>
       <w:rPr>
         <w:rFonts w:ascii="Courier New" w:hAnsi="Courier New" w:hint="default"/>
@@ -1570,9 +1997,9 @@
       <w:lvlJc w:val="left"/>
       <w:pPr>
         <w:tabs>
-          <w:tab w:val="num" w:pos="2160"/>
-        </w:tabs>
-        <w:ind w:left="2160" w:hanging="360"/>
+          <w:tab w:val="num" w:pos="2508"/>
+        </w:tabs>
+        <w:ind w:left="2508" w:hanging="360"/>
       </w:pPr>
       <w:rPr>
         <w:rFonts w:ascii="Courier New" w:hAnsi="Courier New" w:hint="default"/>
@@ -1586,9 +2013,9 @@
       <w:lvlJc w:val="left"/>
       <w:pPr>
         <w:tabs>
-          <w:tab w:val="num" w:pos="2880"/>
-        </w:tabs>
-        <w:ind w:left="2880" w:hanging="360"/>
+          <w:tab w:val="num" w:pos="3228"/>
+        </w:tabs>
+        <w:ind w:left="3228" w:hanging="360"/>
       </w:pPr>
       <w:rPr>
         <w:rFonts w:ascii="Courier New" w:hAnsi="Courier New" w:hint="default"/>
@@ -1602,9 +2029,9 @@
       <w:lvlJc w:val="left"/>
       <w:pPr>
         <w:tabs>
-          <w:tab w:val="num" w:pos="3600"/>
-        </w:tabs>
-        <w:ind w:left="3600" w:hanging="360"/>
+          <w:tab w:val="num" w:pos="3948"/>
+        </w:tabs>
+        <w:ind w:left="3948" w:hanging="360"/>
       </w:pPr>
       <w:rPr>
         <w:rFonts w:ascii="Courier New" w:hAnsi="Courier New" w:hint="default"/>
@@ -1618,9 +2045,9 @@
       <w:lvlJc w:val="left"/>
       <w:pPr>
         <w:tabs>
-          <w:tab w:val="num" w:pos="4320"/>
-        </w:tabs>
-        <w:ind w:left="4320" w:hanging="360"/>
+          <w:tab w:val="num" w:pos="4668"/>
+        </w:tabs>
+        <w:ind w:left="4668" w:hanging="360"/>
       </w:pPr>
       <w:rPr>
         <w:rFonts w:ascii="Courier New" w:hAnsi="Courier New" w:hint="default"/>
@@ -1634,9 +2061,9 @@
       <w:lvlJc w:val="left"/>
       <w:pPr>
         <w:tabs>
-          <w:tab w:val="num" w:pos="5040"/>
-        </w:tabs>
-        <w:ind w:left="5040" w:hanging="360"/>
+          <w:tab w:val="num" w:pos="5388"/>
+        </w:tabs>
+        <w:ind w:left="5388" w:hanging="360"/>
       </w:pPr>
       <w:rPr>
         <w:rFonts w:ascii="Courier New" w:hAnsi="Courier New" w:hint="default"/>
@@ -1650,9 +2077,9 @@
       <w:lvlJc w:val="left"/>
       <w:pPr>
         <w:tabs>
-          <w:tab w:val="num" w:pos="5760"/>
-        </w:tabs>
-        <w:ind w:left="5760" w:hanging="360"/>
+          <w:tab w:val="num" w:pos="6108"/>
+        </w:tabs>
+        <w:ind w:left="6108" w:hanging="360"/>
       </w:pPr>
       <w:rPr>
         <w:rFonts w:ascii="Courier New" w:hAnsi="Courier New" w:hint="default"/>
@@ -1666,9 +2093,9 @@
       <w:lvlJc w:val="left"/>
       <w:pPr>
         <w:tabs>
-          <w:tab w:val="num" w:pos="6480"/>
-        </w:tabs>
-        <w:ind w:left="6480" w:hanging="360"/>
+          <w:tab w:val="num" w:pos="6828"/>
+        </w:tabs>
+        <w:ind w:left="6828" w:hanging="360"/>
       </w:pPr>
       <w:rPr>
         <w:rFonts w:ascii="Courier New" w:hAnsi="Courier New" w:hint="default"/>
@@ -12708,7 +13135,6 @@
   <w:style w:type="character" w:default="1" w:styleId="Fuentedeprrafopredeter">
     <w:name w:val="Default Paragraph Font"/>
     <w:uiPriority w:val="1"/>
-    <w:semiHidden/>
     <w:unhideWhenUsed/>
   </w:style>
   <w:style w:type="table" w:default="1" w:styleId="Tablanormal">
